--- a/public/uploads/swakelola/sppg/A. 2. Lembar RUP dan Pengumuman SiRUP Paket Swakelola SPPG.docx
+++ b/public/uploads/swakelola/sppg/A. 2. Lembar RUP dan Pengumuman SiRUP Paket Swakelola SPPG.docx
@@ -4,7 +4,61 @@
   <w:body>
     <w:p>
       <w:pPr>
-        <w:spacing w:before="0" w:after="40"/>
+        <w:spacing w:before="0" w:after="200" w:line="240" w:lineRule="auto"/>
+        <w:jc w:val="center"/>
+      </w:pPr>
+      <w:r>
+        <w:drawing>
+          <wp:inline xmlns:a="http://schemas.openxmlformats.org/drawingml/2006/main" xmlns:pic="http://schemas.openxmlformats.org/drawingml/2006/picture">
+            <wp:extent cx="5940000" cy="876504"/>
+            <wp:docPr id="1" name="Picture 1"/>
+            <wp:cNvGraphicFramePr>
+              <a:graphicFrameLocks noChangeAspect="1"/>
+            </wp:cNvGraphicFramePr>
+            <a:graphic>
+              <a:graphicData uri="http://schemas.openxmlformats.org/drawingml/2006/picture">
+                <pic:pic>
+                  <pic:nvPicPr>
+                    <pic:cNvPr id="0" name="1775466518_6770018a33b3f91eebd0.png"/>
+                    <pic:cNvPicPr/>
+                  </pic:nvPicPr>
+                  <pic:blipFill>
+                    <a:blip r:embed="rId9"/>
+                    <a:stretch>
+                      <a:fillRect/>
+                    </a:stretch>
+                  </pic:blipFill>
+                  <pic:spPr>
+                    <a:xfrm>
+                      <a:off x="0" y="0"/>
+                      <a:ext cx="5940000" cy="876504"/>
+                    </a:xfrm>
+                    <a:prstGeom prst="rect"/>
+                  </pic:spPr>
+                </pic:pic>
+              </a:graphicData>
+            </a:graphic>
+          </wp:inline>
+        </w:drawing>
+      </w:r>
+    </w:p>
+    <w:p>
+      <w:pPr>
+        <w:spacing w:before="40" w:after="40" w:line="276" w:lineRule="auto"/>
+        <w:jc w:val="center"/>
+      </w:pPr>
+      <w:r>
+        <w:rPr>
+          <w:rFonts w:ascii="Arial" w:hAnsi="Arial"/>
+          <w:b/>
+          <w:sz w:val="23"/>
+        </w:rPr>
+        <w:t>LEMBAR RENCANA UMUM PENGADAAN (RUP)</w:t>
+      </w:r>
+    </w:p>
+    <w:p>
+      <w:pPr>
+        <w:spacing w:before="0" w:after="40" w:line="276" w:lineRule="auto"/>
         <w:jc w:val="center"/>
       </w:pPr>
       <w:r>
@@ -13,152 +67,337 @@
           <w:b/>
           <w:sz w:val="22"/>
         </w:rPr>
-        <w:t>KEMENTERIAN PEKERJAAN UMUM</w:t>
-        <w:br/>
-        <w:t>DIREKTORAT JENDERAL PRASARANA STRATEGIS</w:t>
-        <w:br/>
-        <w:t>SATUAN KERJA PELAKSANAAN PRASARANA STRATEGIS RIAU</w:t>
-        <w:br/>
+        <w:t>INFORMASI PENGUMUMAN SiRUP LKPP PAKET SWAKELOLA</w:t>
       </w:r>
     </w:p>
     <w:p>
       <w:pPr>
-        <w:spacing w:before="0" w:after="160"/>
-        <w:jc w:val="center"/>
-      </w:pPr>
-      <w:r>
-        <w:rPr>
-          <w:rFonts w:ascii="Arial" w:hAnsi="Arial"/>
-          <w:color w:val="787878"/>
-          <w:sz w:val="17"/>
-        </w:rPr>
-        <w:t>Jalan Bakti, Ruko Komplek Mutiara Asri Garden, Sidomulyo Timur, Marpoyan Damai, Pekanbaru</w:t>
-        <w:br/>
-        <w:t>—————————————————————————————————————————————————————————————————</w:t>
-      </w:r>
-    </w:p>
-    <w:p>
-      <w:pPr>
-        <w:spacing w:before="160" w:after="200"/>
+        <w:spacing w:before="0" w:after="200" w:line="276" w:lineRule="auto"/>
         <w:jc w:val="center"/>
       </w:pPr>
       <w:r>
         <w:rPr>
           <w:rFonts w:ascii="Arial" w:hAnsi="Arial"/>
           <w:b/>
-          <w:sz w:val="23"/>
+          <w:sz w:val="22"/>
         </w:rPr>
-        <w:t>RENCANA UMUM PENGADAAN (RUP)</w:t>
-        <w:br/>
-      </w:r>
-      <w:r>
-        <w:rPr>
-          <w:rFonts w:ascii="Arial" w:hAnsi="Arial"/>
-          <w:b/>
-          <w:sz w:val="23"/>
-        </w:rPr>
-        <w:t>SISTEM INFORMASI RENCANA UMUM PENGADAAN (SiRUP) LKPP</w:t>
-        <w:br/>
-      </w:r>
-      <w:r>
-        <w:rPr>
-          <w:rFonts w:ascii="Arial" w:hAnsi="Arial"/>
-          <w:b/>
-          <w:sz w:val="23"/>
-        </w:rPr>
-        <w:t>TAHUN ANGGARAN 2025</w:t>
+        <w:t>SATUAN KERJA PELAKSANAAN PRASARANA STRATEGIS RIAU TA 2025</w:t>
       </w:r>
     </w:p>
     <w:p>
       <w:pPr>
-        <w:spacing w:before="0" w:after="200"/>
-        <w:jc w:val="center"/>
+        <w:spacing w:before="0" w:after="120" w:line="300" w:lineRule="auto"/>
+        <w:jc w:val="both"/>
       </w:pPr>
       <w:r>
         <w:rPr>
           <w:rFonts w:ascii="Arial" w:hAnsi="Arial"/>
-          <w:i/>
-          <w:sz w:val="20"/>
+          <w:b w:val="0"/>
+          <w:sz w:val="21"/>
         </w:rPr>
-        <w:t>Ringkasan Rencana Pengadaan Metode Swakelola</w:t>
-      </w:r>
-    </w:p>
-    <w:p>
-      <w:r>
-        <w:rPr>
-          <w:rFonts w:ascii="Arial" w:hAnsi="Arial"/>
-          <w:sz w:val="20"/>
-        </w:rPr>
-        <w:t>Berikut adalah rincian paket swakelola yang tercatat dalam Rencana Umum Pengadaan (RUP) Satker Pelaksanaan Prasarana Strategis Riau Tahun Anggaran 2025:</w:t>
+        <w:t>Berdasarkan ketentuan Peraturan Presiden Nomor 16 Tahun 2018 sebagaimana telah diubah dengan Peraturan Presiden Nomor 12 Tahun 2021 serta Peraturan LKPP Nomor 3 Tahun 2021 tentang Pedoman Swakelola, berikut adalah rincian identifikasi dan pengumuman Rencana Umum Pengadaan (RUP) untuk paket Swakelola Tipe I pada Satuan Kerja Pelaksanaan Prasarana Strategis Riau Tahun Anggaran 2025:</w:t>
       </w:r>
     </w:p>
     <w:tbl>
       <w:tblPr>
         <w:tblW w:type="auto" w:w="0"/>
         <w:jc w:val="center"/>
+        <w:tblLayout w:type="fixed"/>
         <w:tblLook w:firstColumn="1" w:firstRow="1" w:lastColumn="0" w:lastRow="0" w:noHBand="0" w:noVBand="1" w:val="04A0"/>
+        <w:tblBorders>
+          <w:top w:val="single" w:sz="4" w:space="0" w:color="444444"/>
+          <w:left w:val="single" w:sz="4" w:space="0" w:color="444444"/>
+          <w:bottom w:val="single" w:sz="4" w:space="0" w:color="444444"/>
+          <w:right w:val="single" w:sz="4" w:space="0" w:color="444444"/>
+          <w:insideH w:val="single" w:sz="4" w:space="0" w:color="444444"/>
+          <w:insideV w:val="single" w:sz="4" w:space="0" w:color="444444"/>
+        </w:tblBorders>
       </w:tblPr>
       <w:tblGrid>
-        <w:gridCol w:w="3600"/>
-        <w:gridCol w:w="6048"/>
+        <w:gridCol w:w="4677"/>
+        <w:gridCol w:w="4677"/>
       </w:tblGrid>
       <w:tr>
+        <w:trPr>
+          <w:tblHeader/>
+          <w:cantSplit/>
+        </w:trPr>
         <w:tc>
           <w:tcPr>
-            <w:tcW w:type="dxa" w:w="4320"/>
-            <w:shd w:val="clear" w:color="auto" w:fill="F5F5F5"/>
+            <w:tcW w:type="dxa" w:w="3118"/>
+            <w:vAlign w:val="center"/>
+            <w:shd w:fill="D9E2F3"/>
+            <w:tcMar>
+              <w:top w:w="90" w:type="dxa"/>
+              <w:bottom w:w="90" w:type="dxa"/>
+              <w:left w:w="110" w:type="dxa"/>
+              <w:right w:w="110" w:type="dxa"/>
+            </w:tcMar>
           </w:tcPr>
           <w:p>
+            <w:pPr>
+              <w:spacing w:before="0" w:after="0" w:line="276" w:lineRule="auto"/>
+              <w:jc w:val="center"/>
+            </w:pPr>
             <w:r>
               <w:rPr>
                 <w:rFonts w:ascii="Arial" w:hAnsi="Arial"/>
                 <w:b/>
                 <w:sz w:val="19"/>
               </w:rPr>
-              <w:t>Kode Paket RUP</w:t>
+              <w:t>Parameter RUP SiRUP LKPP</w:t>
             </w:r>
           </w:p>
         </w:tc>
         <w:tc>
           <w:tcPr>
-            <w:tcW w:type="dxa" w:w="4320"/>
+            <w:tcW w:type="dxa" w:w="6236"/>
+            <w:vAlign w:val="center"/>
+            <w:shd w:fill="D9E2F3"/>
+            <w:tcMar>
+              <w:top w:w="90" w:type="dxa"/>
+              <w:bottom w:w="90" w:type="dxa"/>
+              <w:left w:w="110" w:type="dxa"/>
+              <w:right w:w="110" w:type="dxa"/>
+            </w:tcMar>
           </w:tcPr>
           <w:p>
-            <w:r>
-              <w:rPr>
-                <w:rFonts w:ascii="Arial" w:hAnsi="Arial"/>
-                <w:sz w:val="19"/>
-              </w:rPr>
-              <w:t>SWK-691285-2025-001</w:t>
-            </w:r>
-          </w:p>
-        </w:tc>
-      </w:tr>
-      <w:tr>
-        <w:tc>
-          <w:tcPr>
-            <w:tcW w:type="dxa" w:w="4320"/>
-            <w:shd w:val="clear" w:color="auto" w:fill="F5F5F5"/>
-          </w:tcPr>
-          <w:p>
+            <w:pPr>
+              <w:spacing w:before="0" w:after="0" w:line="276" w:lineRule="auto"/>
+              <w:jc w:val="center"/>
+            </w:pPr>
             <w:r>
               <w:rPr>
                 <w:rFonts w:ascii="Arial" w:hAnsi="Arial"/>
                 <w:b/>
                 <w:sz w:val="19"/>
               </w:rPr>
-              <w:t>Nama Paket</w:t>
+              <w:t>Uraian Informasi Paket Swakelola</w:t>
+            </w:r>
+          </w:p>
+        </w:tc>
+      </w:tr>
+      <w:tr>
+        <w:trPr>
+          <w:cantSplit/>
+        </w:trPr>
+        <w:tc>
+          <w:tcPr>
+            <w:tcW w:type="dxa" w:w="3118"/>
+            <w:vAlign w:val="center"/>
+            <w:tcMar>
+              <w:top w:w="75" w:type="dxa"/>
+              <w:bottom w:w="75" w:type="dxa"/>
+              <w:left w:w="110" w:type="dxa"/>
+              <w:right w:w="110" w:type="dxa"/>
+            </w:tcMar>
+          </w:tcPr>
+          <w:p>
+            <w:pPr>
+              <w:spacing w:before="0" w:after="0" w:line="276" w:lineRule="auto"/>
+              <w:jc w:val="left"/>
+            </w:pPr>
+            <w:r>
+              <w:rPr>
+                <w:rFonts w:ascii="Arial" w:hAnsi="Arial"/>
+                <w:b w:val="0"/>
+                <w:sz w:val="19"/>
+              </w:rPr>
+              <w:t>Tahun Anggaran</w:t>
             </w:r>
           </w:p>
         </w:tc>
         <w:tc>
           <w:tcPr>
-            <w:tcW w:type="dxa" w:w="4320"/>
+            <w:tcW w:type="dxa" w:w="6236"/>
+            <w:vAlign w:val="center"/>
+            <w:tcMar>
+              <w:top w:w="75" w:type="dxa"/>
+              <w:bottom w:w="75" w:type="dxa"/>
+              <w:left w:w="110" w:type="dxa"/>
+              <w:right w:w="110" w:type="dxa"/>
+            </w:tcMar>
           </w:tcPr>
           <w:p>
+            <w:pPr>
+              <w:spacing w:before="0" w:after="0" w:line="276" w:lineRule="auto"/>
+              <w:jc w:val="left"/>
+            </w:pPr>
             <w:r>
               <w:rPr>
                 <w:rFonts w:ascii="Arial" w:hAnsi="Arial"/>
+                <w:b w:val="0"/>
+                <w:sz w:val="19"/>
+              </w:rPr>
+              <w:t>2025</w:t>
+            </w:r>
+          </w:p>
+        </w:tc>
+      </w:tr>
+      <w:tr>
+        <w:trPr>
+          <w:cantSplit/>
+        </w:trPr>
+        <w:tc>
+          <w:tcPr>
+            <w:tcW w:type="dxa" w:w="3118"/>
+            <w:vAlign w:val="center"/>
+            <w:tcMar>
+              <w:top w:w="75" w:type="dxa"/>
+              <w:bottom w:w="75" w:type="dxa"/>
+              <w:left w:w="110" w:type="dxa"/>
+              <w:right w:w="110" w:type="dxa"/>
+            </w:tcMar>
+          </w:tcPr>
+          <w:p>
+            <w:pPr>
+              <w:spacing w:before="0" w:after="0" w:line="276" w:lineRule="auto"/>
+              <w:jc w:val="left"/>
+            </w:pPr>
+            <w:r>
+              <w:rPr>
+                <w:rFonts w:ascii="Arial" w:hAnsi="Arial"/>
+                <w:b w:val="0"/>
+                <w:sz w:val="19"/>
+              </w:rPr>
+              <w:t>Kementerian / Lembaga</w:t>
+            </w:r>
+          </w:p>
+        </w:tc>
+        <w:tc>
+          <w:tcPr>
+            <w:tcW w:type="dxa" w:w="6236"/>
+            <w:vAlign w:val="center"/>
+            <w:tcMar>
+              <w:top w:w="75" w:type="dxa"/>
+              <w:bottom w:w="75" w:type="dxa"/>
+              <w:left w:w="110" w:type="dxa"/>
+              <w:right w:w="110" w:type="dxa"/>
+            </w:tcMar>
+          </w:tcPr>
+          <w:p>
+            <w:pPr>
+              <w:spacing w:before="0" w:after="0" w:line="276" w:lineRule="auto"/>
+              <w:jc w:val="left"/>
+            </w:pPr>
+            <w:r>
+              <w:rPr>
+                <w:rFonts w:ascii="Arial" w:hAnsi="Arial"/>
+                <w:b w:val="0"/>
+                <w:sz w:val="19"/>
+              </w:rPr>
+              <w:t>Kementerian Pekerjaan Umum</w:t>
+            </w:r>
+          </w:p>
+        </w:tc>
+      </w:tr>
+      <w:tr>
+        <w:trPr>
+          <w:cantSplit/>
+        </w:trPr>
+        <w:tc>
+          <w:tcPr>
+            <w:tcW w:type="dxa" w:w="3118"/>
+            <w:vAlign w:val="center"/>
+            <w:tcMar>
+              <w:top w:w="75" w:type="dxa"/>
+              <w:bottom w:w="75" w:type="dxa"/>
+              <w:left w:w="110" w:type="dxa"/>
+              <w:right w:w="110" w:type="dxa"/>
+            </w:tcMar>
+          </w:tcPr>
+          <w:p>
+            <w:pPr>
+              <w:spacing w:before="0" w:after="0" w:line="276" w:lineRule="auto"/>
+              <w:jc w:val="left"/>
+            </w:pPr>
+            <w:r>
+              <w:rPr>
+                <w:rFonts w:ascii="Arial" w:hAnsi="Arial"/>
+                <w:b w:val="0"/>
+                <w:sz w:val="19"/>
+              </w:rPr>
+              <w:t>Satuan Kerja</w:t>
+            </w:r>
+          </w:p>
+        </w:tc>
+        <w:tc>
+          <w:tcPr>
+            <w:tcW w:type="dxa" w:w="6236"/>
+            <w:vAlign w:val="center"/>
+            <w:tcMar>
+              <w:top w:w="75" w:type="dxa"/>
+              <w:bottom w:w="75" w:type="dxa"/>
+              <w:left w:w="110" w:type="dxa"/>
+              <w:right w:w="110" w:type="dxa"/>
+            </w:tcMar>
+          </w:tcPr>
+          <w:p>
+            <w:pPr>
+              <w:spacing w:before="0" w:after="0" w:line="276" w:lineRule="auto"/>
+              <w:jc w:val="both"/>
+            </w:pPr>
+            <w:r>
+              <w:rPr>
+                <w:rFonts w:ascii="Arial" w:hAnsi="Arial"/>
+                <w:b w:val="0"/>
+                <w:sz w:val="19"/>
+              </w:rPr>
+              <w:t>Satuan Kerja Pelaksanaan Prasarana Strategis Riau (691285)</w:t>
+            </w:r>
+          </w:p>
+        </w:tc>
+      </w:tr>
+      <w:tr>
+        <w:trPr>
+          <w:cantSplit/>
+        </w:trPr>
+        <w:tc>
+          <w:tcPr>
+            <w:tcW w:type="dxa" w:w="3118"/>
+            <w:vAlign w:val="center"/>
+            <w:tcMar>
+              <w:top w:w="75" w:type="dxa"/>
+              <w:bottom w:w="75" w:type="dxa"/>
+              <w:left w:w="110" w:type="dxa"/>
+              <w:right w:w="110" w:type="dxa"/>
+            </w:tcMar>
+          </w:tcPr>
+          <w:p>
+            <w:pPr>
+              <w:spacing w:before="0" w:after="0" w:line="276" w:lineRule="auto"/>
+              <w:jc w:val="left"/>
+            </w:pPr>
+            <w:r>
+              <w:rPr>
+                <w:rFonts w:ascii="Arial" w:hAnsi="Arial"/>
+                <w:b w:val="0"/>
+                <w:sz w:val="19"/>
+              </w:rPr>
+              <w:t>Nama Paket Swakelola</w:t>
+            </w:r>
+          </w:p>
+        </w:tc>
+        <w:tc>
+          <w:tcPr>
+            <w:tcW w:type="dxa" w:w="6236"/>
+            <w:vAlign w:val="center"/>
+            <w:tcMar>
+              <w:top w:w="75" w:type="dxa"/>
+              <w:bottom w:w="75" w:type="dxa"/>
+              <w:left w:w="110" w:type="dxa"/>
+              <w:right w:w="110" w:type="dxa"/>
+            </w:tcMar>
+          </w:tcPr>
+          <w:p>
+            <w:pPr>
+              <w:spacing w:before="0" w:after="0" w:line="276" w:lineRule="auto"/>
+              <w:jc w:val="both"/>
+            </w:pPr>
+            <w:r>
+              <w:rPr>
+                <w:rFonts w:ascii="Arial" w:hAnsi="Arial"/>
+                <w:b w:val="0"/>
                 <w:sz w:val="19"/>
               </w:rPr>
               <w:t>Administrasi Kegiatan Pembangunan Gedung SPPG Provinsi Riau</w:t>
@@ -167,80 +406,29 @@
         </w:tc>
       </w:tr>
       <w:tr>
+        <w:trPr>
+          <w:cantSplit/>
+        </w:trPr>
         <w:tc>
           <w:tcPr>
-            <w:tcW w:type="dxa" w:w="4320"/>
-            <w:shd w:val="clear" w:color="auto" w:fill="F5F5F5"/>
+            <w:tcW w:type="dxa" w:w="3118"/>
+            <w:vAlign w:val="center"/>
+            <w:tcMar>
+              <w:top w:w="75" w:type="dxa"/>
+              <w:bottom w:w="75" w:type="dxa"/>
+              <w:left w:w="110" w:type="dxa"/>
+              <w:right w:w="110" w:type="dxa"/>
+            </w:tcMar>
           </w:tcPr>
           <w:p>
+            <w:pPr>
+              <w:spacing w:before="0" w:after="0" w:line="276" w:lineRule="auto"/>
+              <w:jc w:val="left"/>
+            </w:pPr>
             <w:r>
               <w:rPr>
                 <w:rFonts w:ascii="Arial" w:hAnsi="Arial"/>
-                <w:b/>
-                <w:sz w:val="19"/>
-              </w:rPr>
-              <w:t>K/L/PD</w:t>
-            </w:r>
-          </w:p>
-        </w:tc>
-        <w:tc>
-          <w:tcPr>
-            <w:tcW w:type="dxa" w:w="4320"/>
-          </w:tcPr>
-          <w:p>
-            <w:r>
-              <w:rPr>
-                <w:rFonts w:ascii="Arial" w:hAnsi="Arial"/>
-                <w:sz w:val="19"/>
-              </w:rPr>
-              <w:t>Kementerian Pekerjaan Umum</w:t>
-            </w:r>
-          </w:p>
-        </w:tc>
-      </w:tr>
-      <w:tr>
-        <w:tc>
-          <w:tcPr>
-            <w:tcW w:type="dxa" w:w="4320"/>
-            <w:shd w:val="clear" w:color="auto" w:fill="F5F5F5"/>
-          </w:tcPr>
-          <w:p>
-            <w:r>
-              <w:rPr>
-                <w:rFonts w:ascii="Arial" w:hAnsi="Arial"/>
-                <w:b/>
-                <w:sz w:val="19"/>
-              </w:rPr>
-              <w:t>Satuan Kerja</w:t>
-            </w:r>
-          </w:p>
-        </w:tc>
-        <w:tc>
-          <w:tcPr>
-            <w:tcW w:type="dxa" w:w="4320"/>
-          </w:tcPr>
-          <w:p>
-            <w:r>
-              <w:rPr>
-                <w:rFonts w:ascii="Arial" w:hAnsi="Arial"/>
-                <w:sz w:val="19"/>
-              </w:rPr>
-              <w:t>Satuan Kerja Pelaksanaan Prasarana Strategis Riau</w:t>
-            </w:r>
-          </w:p>
-        </w:tc>
-      </w:tr>
-      <w:tr>
-        <w:tc>
-          <w:tcPr>
-            <w:tcW w:type="dxa" w:w="4320"/>
-            <w:shd w:val="clear" w:color="auto" w:fill="F5F5F5"/>
-          </w:tcPr>
-          <w:p>
-            <w:r>
-              <w:rPr>
-                <w:rFonts w:ascii="Arial" w:hAnsi="Arial"/>
-                <w:b/>
+                <w:b w:val="0"/>
                 <w:sz w:val="19"/>
               </w:rPr>
               <w:t>Tipe Swakelola</w:t>
@@ -249,44 +437,254 @@
         </w:tc>
         <w:tc>
           <w:tcPr>
-            <w:tcW w:type="dxa" w:w="4320"/>
+            <w:tcW w:type="dxa" w:w="6236"/>
+            <w:vAlign w:val="center"/>
+            <w:tcMar>
+              <w:top w:w="75" w:type="dxa"/>
+              <w:bottom w:w="75" w:type="dxa"/>
+              <w:left w:w="110" w:type="dxa"/>
+              <w:right w:w="110" w:type="dxa"/>
+            </w:tcMar>
           </w:tcPr>
           <w:p>
+            <w:pPr>
+              <w:spacing w:before="0" w:after="0" w:line="276" w:lineRule="auto"/>
+              <w:jc w:val="both"/>
+            </w:pPr>
             <w:r>
               <w:rPr>
                 <w:rFonts w:ascii="Arial" w:hAnsi="Arial"/>
+                <w:b w:val="0"/>
                 <w:sz w:val="19"/>
               </w:rPr>
-              <w:t>Tipe I (Direncanakan, Dilaksanakan, dan Diawasi Sendiri oleh Satker)</w:t>
+              <w:t>Swakelola Tipe I (Direncanakan, dilaksanakan, dan diawasi oleh K/L/PD Penanggung Jawab Anggaran)</w:t>
             </w:r>
           </w:p>
         </w:tc>
       </w:tr>
       <w:tr>
+        <w:trPr>
+          <w:cantSplit/>
+        </w:trPr>
         <w:tc>
           <w:tcPr>
-            <w:tcW w:type="dxa" w:w="4320"/>
-            <w:shd w:val="clear" w:color="auto" w:fill="F5F5F5"/>
+            <w:tcW w:type="dxa" w:w="3118"/>
+            <w:vAlign w:val="center"/>
+            <w:tcMar>
+              <w:top w:w="75" w:type="dxa"/>
+              <w:bottom w:w="75" w:type="dxa"/>
+              <w:left w:w="110" w:type="dxa"/>
+              <w:right w:w="110" w:type="dxa"/>
+            </w:tcMar>
           </w:tcPr>
           <w:p>
+            <w:pPr>
+              <w:spacing w:before="0" w:after="0" w:line="276" w:lineRule="auto"/>
+              <w:jc w:val="left"/>
+            </w:pPr>
+            <w:r>
+              <w:rPr>
+                <w:rFonts w:ascii="Arial" w:hAnsi="Arial"/>
+                <w:b w:val="0"/>
+                <w:sz w:val="19"/>
+              </w:rPr>
+              <w:t>Penyelenggara Swakelola</w:t>
+            </w:r>
+          </w:p>
+        </w:tc>
+        <w:tc>
+          <w:tcPr>
+            <w:tcW w:type="dxa" w:w="6236"/>
+            <w:vAlign w:val="center"/>
+            <w:tcMar>
+              <w:top w:w="75" w:type="dxa"/>
+              <w:bottom w:w="75" w:type="dxa"/>
+              <w:left w:w="110" w:type="dxa"/>
+              <w:right w:w="110" w:type="dxa"/>
+            </w:tcMar>
+          </w:tcPr>
+          <w:p>
+            <w:pPr>
+              <w:spacing w:before="0" w:after="0" w:line="276" w:lineRule="auto"/>
+              <w:jc w:val="both"/>
+            </w:pPr>
+            <w:r>
+              <w:rPr>
+                <w:rFonts w:ascii="Arial" w:hAnsi="Arial"/>
+                <w:b w:val="0"/>
+                <w:sz w:val="19"/>
+              </w:rPr>
+              <w:t>Tim Penyelenggara Swakelola Satker Pelaksanaan Prasarana Strategis Riau</w:t>
+            </w:r>
+          </w:p>
+        </w:tc>
+      </w:tr>
+      <w:tr>
+        <w:trPr>
+          <w:cantSplit/>
+        </w:trPr>
+        <w:tc>
+          <w:tcPr>
+            <w:tcW w:type="dxa" w:w="3118"/>
+            <w:vAlign w:val="center"/>
+            <w:tcMar>
+              <w:top w:w="75" w:type="dxa"/>
+              <w:bottom w:w="75" w:type="dxa"/>
+              <w:left w:w="110" w:type="dxa"/>
+              <w:right w:w="110" w:type="dxa"/>
+            </w:tcMar>
+          </w:tcPr>
+          <w:p>
+            <w:pPr>
+              <w:spacing w:before="0" w:after="0" w:line="276" w:lineRule="auto"/>
+              <w:jc w:val="left"/>
+            </w:pPr>
+            <w:r>
+              <w:rPr>
+                <w:rFonts w:ascii="Arial" w:hAnsi="Arial"/>
+                <w:b w:val="0"/>
+                <w:sz w:val="19"/>
+              </w:rPr>
+              <w:t>Kode MAK / RKA-KL</w:t>
+            </w:r>
+          </w:p>
+        </w:tc>
+        <w:tc>
+          <w:tcPr>
+            <w:tcW w:type="dxa" w:w="6236"/>
+            <w:vAlign w:val="center"/>
+            <w:tcMar>
+              <w:top w:w="75" w:type="dxa"/>
+              <w:bottom w:w="75" w:type="dxa"/>
+              <w:left w:w="110" w:type="dxa"/>
+              <w:right w:w="110" w:type="dxa"/>
+            </w:tcMar>
+          </w:tcPr>
+          <w:p>
+            <w:pPr>
+              <w:spacing w:before="0" w:after="0" w:line="276" w:lineRule="auto"/>
+              <w:jc w:val="left"/>
+            </w:pPr>
+            <w:r>
+              <w:rPr>
+                <w:rFonts w:ascii="Arial" w:hAnsi="Arial"/>
+                <w:b w:val="0"/>
+                <w:sz w:val="19"/>
+              </w:rPr>
+              <w:t>06.691285.GM.7717.CBI.001.900.A</w:t>
+            </w:r>
+          </w:p>
+        </w:tc>
+      </w:tr>
+      <w:tr>
+        <w:trPr>
+          <w:cantSplit/>
+        </w:trPr>
+        <w:tc>
+          <w:tcPr>
+            <w:tcW w:type="dxa" w:w="3118"/>
+            <w:vAlign w:val="center"/>
+            <w:tcMar>
+              <w:top w:w="75" w:type="dxa"/>
+              <w:bottom w:w="75" w:type="dxa"/>
+              <w:left w:w="110" w:type="dxa"/>
+              <w:right w:w="110" w:type="dxa"/>
+            </w:tcMar>
+          </w:tcPr>
+          <w:p>
+            <w:pPr>
+              <w:spacing w:before="0" w:after="0" w:line="276" w:lineRule="auto"/>
+              <w:jc w:val="left"/>
+            </w:pPr>
+            <w:r>
+              <w:rPr>
+                <w:rFonts w:ascii="Arial" w:hAnsi="Arial"/>
+                <w:b w:val="0"/>
+                <w:sz w:val="19"/>
+              </w:rPr>
+              <w:t>Sumber Dana</w:t>
+            </w:r>
+          </w:p>
+        </w:tc>
+        <w:tc>
+          <w:tcPr>
+            <w:tcW w:type="dxa" w:w="6236"/>
+            <w:vAlign w:val="center"/>
+            <w:tcMar>
+              <w:top w:w="75" w:type="dxa"/>
+              <w:bottom w:w="75" w:type="dxa"/>
+              <w:left w:w="110" w:type="dxa"/>
+              <w:right w:w="110" w:type="dxa"/>
+            </w:tcMar>
+          </w:tcPr>
+          <w:p>
+            <w:pPr>
+              <w:spacing w:before="0" w:after="0" w:line="276" w:lineRule="auto"/>
+              <w:jc w:val="left"/>
+            </w:pPr>
+            <w:r>
+              <w:rPr>
+                <w:rFonts w:ascii="Arial" w:hAnsi="Arial"/>
+                <w:b w:val="0"/>
+                <w:sz w:val="19"/>
+              </w:rPr>
+              <w:t>APBN Tahun Anggaran 2025 - DIPA Satker PPS Riau</w:t>
+            </w:r>
+          </w:p>
+        </w:tc>
+      </w:tr>
+      <w:tr>
+        <w:trPr>
+          <w:cantSplit/>
+        </w:trPr>
+        <w:tc>
+          <w:tcPr>
+            <w:tcW w:type="dxa" w:w="3118"/>
+            <w:vAlign w:val="center"/>
+            <w:shd w:fill="F2F4F8"/>
+            <w:tcMar>
+              <w:top w:w="75" w:type="dxa"/>
+              <w:bottom w:w="75" w:type="dxa"/>
+              <w:left w:w="110" w:type="dxa"/>
+              <w:right w:w="110" w:type="dxa"/>
+            </w:tcMar>
+          </w:tcPr>
+          <w:p>
+            <w:pPr>
+              <w:spacing w:before="0" w:after="0" w:line="276" w:lineRule="auto"/>
+              <w:jc w:val="left"/>
+            </w:pPr>
             <w:r>
               <w:rPr>
                 <w:rFonts w:ascii="Arial" w:hAnsi="Arial"/>
                 <w:b/>
                 <w:sz w:val="19"/>
               </w:rPr>
-              <w:t>Pagu Anggaran</w:t>
+              <w:t>Total Pagu Anggaran</w:t>
             </w:r>
           </w:p>
         </w:tc>
         <w:tc>
           <w:tcPr>
-            <w:tcW w:type="dxa" w:w="4320"/>
+            <w:tcW w:type="dxa" w:w="6236"/>
+            <w:vAlign w:val="center"/>
+            <w:shd w:fill="F2F4F8"/>
+            <w:tcMar>
+              <w:top w:w="75" w:type="dxa"/>
+              <w:bottom w:w="75" w:type="dxa"/>
+              <w:left w:w="110" w:type="dxa"/>
+              <w:right w:w="110" w:type="dxa"/>
+            </w:tcMar>
           </w:tcPr>
           <w:p>
+            <w:pPr>
+              <w:spacing w:before="0" w:after="0" w:line="276" w:lineRule="auto"/>
+              <w:jc w:val="left"/>
+            </w:pPr>
             <w:r>
               <w:rPr>
                 <w:rFonts w:ascii="Arial" w:hAnsi="Arial"/>
+                <w:b/>
                 <w:sz w:val="19"/>
               </w:rPr>
               <w:t>Rp 413.000.000,- (Empat Ratus Tiga Belas Juta Rupiah)</w:t>
@@ -295,62 +693,112 @@
         </w:tc>
       </w:tr>
       <w:tr>
+        <w:trPr>
+          <w:cantSplit/>
+        </w:trPr>
         <w:tc>
           <w:tcPr>
-            <w:tcW w:type="dxa" w:w="4320"/>
-            <w:shd w:val="clear" w:color="auto" w:fill="F5F5F5"/>
+            <w:tcW w:type="dxa" w:w="3118"/>
+            <w:vAlign w:val="center"/>
+            <w:tcMar>
+              <w:top w:w="75" w:type="dxa"/>
+              <w:bottom w:w="75" w:type="dxa"/>
+              <w:left w:w="110" w:type="dxa"/>
+              <w:right w:w="110" w:type="dxa"/>
+            </w:tcMar>
           </w:tcPr>
           <w:p>
+            <w:pPr>
+              <w:spacing w:before="0" w:after="0" w:line="276" w:lineRule="auto"/>
+              <w:jc w:val="left"/>
+            </w:pPr>
             <w:r>
               <w:rPr>
                 <w:rFonts w:ascii="Arial" w:hAnsi="Arial"/>
-                <w:b/>
+                <w:b w:val="0"/>
                 <w:sz w:val="19"/>
               </w:rPr>
-              <w:t>Sumber Dana</w:t>
+              <w:t>Lokasi Pekerjaan</w:t>
             </w:r>
           </w:p>
         </w:tc>
         <w:tc>
           <w:tcPr>
-            <w:tcW w:type="dxa" w:w="4320"/>
+            <w:tcW w:type="dxa" w:w="6236"/>
+            <w:vAlign w:val="center"/>
+            <w:tcMar>
+              <w:top w:w="75" w:type="dxa"/>
+              <w:bottom w:w="75" w:type="dxa"/>
+              <w:left w:w="110" w:type="dxa"/>
+              <w:right w:w="110" w:type="dxa"/>
+            </w:tcMar>
           </w:tcPr>
           <w:p>
+            <w:pPr>
+              <w:spacing w:before="0" w:after="0" w:line="276" w:lineRule="auto"/>
+              <w:jc w:val="both"/>
+            </w:pPr>
             <w:r>
               <w:rPr>
                 <w:rFonts w:ascii="Arial" w:hAnsi="Arial"/>
+                <w:b w:val="0"/>
                 <w:sz w:val="19"/>
               </w:rPr>
-              <w:t>APBN TA 2025 - DIPA Satker PPS Riau (691285)</w:t>
+              <w:t>Provinsi Riau (Kota Pekanbaru, Kab. Kampar, Kota Dumai, Kab. Siak, dll.)</w:t>
             </w:r>
           </w:p>
         </w:tc>
       </w:tr>
       <w:tr>
+        <w:trPr>
+          <w:cantSplit/>
+        </w:trPr>
         <w:tc>
           <w:tcPr>
-            <w:tcW w:type="dxa" w:w="4320"/>
-            <w:shd w:val="clear" w:color="auto" w:fill="F5F5F5"/>
+            <w:tcW w:type="dxa" w:w="3118"/>
+            <w:vAlign w:val="center"/>
+            <w:tcMar>
+              <w:top w:w="75" w:type="dxa"/>
+              <w:bottom w:w="75" w:type="dxa"/>
+              <w:left w:w="110" w:type="dxa"/>
+              <w:right w:w="110" w:type="dxa"/>
+            </w:tcMar>
           </w:tcPr>
           <w:p>
+            <w:pPr>
+              <w:spacing w:before="0" w:after="0" w:line="276" w:lineRule="auto"/>
+              <w:jc w:val="left"/>
+            </w:pPr>
             <w:r>
               <w:rPr>
                 <w:rFonts w:ascii="Arial" w:hAnsi="Arial"/>
-                <w:b/>
+                <w:b w:val="0"/>
                 <w:sz w:val="19"/>
               </w:rPr>
-              <w:t>Waktu Pelaksanaan</w:t>
+              <w:t>Jadwal Pelaksanaan</w:t>
             </w:r>
           </w:p>
         </w:tc>
         <w:tc>
           <w:tcPr>
-            <w:tcW w:type="dxa" w:w="4320"/>
+            <w:tcW w:type="dxa" w:w="6236"/>
+            <w:vAlign w:val="center"/>
+            <w:tcMar>
+              <w:top w:w="75" w:type="dxa"/>
+              <w:bottom w:w="75" w:type="dxa"/>
+              <w:left w:w="110" w:type="dxa"/>
+              <w:right w:w="110" w:type="dxa"/>
+            </w:tcMar>
           </w:tcPr>
           <w:p>
+            <w:pPr>
+              <w:spacing w:before="0" w:after="0" w:line="276" w:lineRule="auto"/>
+              <w:jc w:val="left"/>
+            </w:pPr>
             <w:r>
               <w:rPr>
                 <w:rFonts w:ascii="Arial" w:hAnsi="Arial"/>
+                <w:b w:val="0"/>
                 <w:sz w:val="19"/>
               </w:rPr>
               <w:t>September 2025 s/d Desember 2025</w:t>
@@ -359,65 +807,58 @@
         </w:tc>
       </w:tr>
       <w:tr>
+        <w:trPr>
+          <w:cantSplit/>
+        </w:trPr>
         <w:tc>
           <w:tcPr>
-            <w:tcW w:type="dxa" w:w="4320"/>
-            <w:shd w:val="clear" w:color="auto" w:fill="F5F5F5"/>
+            <w:tcW w:type="dxa" w:w="3118"/>
+            <w:vAlign w:val="center"/>
+            <w:tcMar>
+              <w:top w:w="75" w:type="dxa"/>
+              <w:bottom w:w="75" w:type="dxa"/>
+              <w:left w:w="110" w:type="dxa"/>
+              <w:right w:w="110" w:type="dxa"/>
+            </w:tcMar>
           </w:tcPr>
           <w:p>
+            <w:pPr>
+              <w:spacing w:before="0" w:after="0" w:line="276" w:lineRule="auto"/>
+              <w:jc w:val="left"/>
+            </w:pPr>
             <w:r>
               <w:rPr>
                 <w:rFonts w:ascii="Arial" w:hAnsi="Arial"/>
-                <w:b/>
+                <w:b w:val="0"/>
                 <w:sz w:val="19"/>
               </w:rPr>
-              <w:t>Lokasi Pekerjaan</w:t>
+              <w:t>Metode Pengadaan Pendukung</w:t>
             </w:r>
           </w:p>
         </w:tc>
         <w:tc>
           <w:tcPr>
-            <w:tcW w:type="dxa" w:w="4320"/>
+            <w:tcW w:type="dxa" w:w="6236"/>
+            <w:vAlign w:val="center"/>
+            <w:tcMar>
+              <w:top w:w="75" w:type="dxa"/>
+              <w:bottom w:w="75" w:type="dxa"/>
+              <w:left w:w="110" w:type="dxa"/>
+              <w:right w:w="110" w:type="dxa"/>
+            </w:tcMar>
           </w:tcPr>
           <w:p>
+            <w:pPr>
+              <w:spacing w:before="0" w:after="0" w:line="276" w:lineRule="auto"/>
+              <w:jc w:val="both"/>
+            </w:pPr>
             <w:r>
               <w:rPr>
                 <w:rFonts w:ascii="Arial" w:hAnsi="Arial"/>
+                <w:b w:val="0"/>
                 <w:sz w:val="19"/>
               </w:rPr>
-              <w:t>Provinsi Riau (Pekanbaru, Kampar, Dumai, Siak, dll.)</w:t>
-            </w:r>
-          </w:p>
-        </w:tc>
-      </w:tr>
-      <w:tr>
-        <w:tc>
-          <w:tcPr>
-            <w:tcW w:type="dxa" w:w="4320"/>
-            <w:shd w:val="clear" w:color="auto" w:fill="F5F5F5"/>
-          </w:tcPr>
-          <w:p>
-            <w:r>
-              <w:rPr>
-                <w:rFonts w:ascii="Arial" w:hAnsi="Arial"/>
-                <w:b/>
-                <w:sz w:val="19"/>
-              </w:rPr>
-              <w:t>Status Paket</w:t>
-            </w:r>
-          </w:p>
-        </w:tc>
-        <w:tc>
-          <w:tcPr>
-            <w:tcW w:type="dxa" w:w="4320"/>
-          </w:tcPr>
-          <w:p>
-            <w:r>
-              <w:rPr>
-                <w:rFonts w:ascii="Arial" w:hAnsi="Arial"/>
-                <w:sz w:val="19"/>
-              </w:rPr>
-              <w:t>Terumumkan di Portal Pengadaan Nasional / SiRUP LKPP</w:t>
+              <w:t>Pembelian/Pengadaan Langsung untuk Bahan Persediaan (ATK &amp; Computer Supplies) dan Perjalanan Dinas Riil</w:t>
             </w:r>
           </w:p>
         </w:tc>
@@ -425,54 +866,107 @@
     </w:tbl>
     <w:p>
       <w:pPr>
-        <w:spacing w:before="280" w:after="80"/>
-        <w:jc w:val="right"/>
+        <w:spacing w:before="0" w:after="120"/>
+      </w:pPr>
+    </w:p>
+    <w:p>
+      <w:pPr>
+        <w:spacing w:before="0" w:after="120" w:line="300" w:lineRule="auto"/>
+        <w:jc w:val="both"/>
       </w:pPr>
       <w:r>
         <w:rPr>
           <w:rFonts w:ascii="Arial" w:hAnsi="Arial"/>
-          <w:sz w:val="20"/>
+          <w:b w:val="0"/>
+          <w:sz w:val="21"/>
         </w:rPr>
-        <w:t>Pekanbaru, 22 September 2025</w:t>
+        <w:t>Dokumen rekapitulasi RUP ini menjadi bagian dari pemenuhan kelengkapan berkas perencanaan Swakelola Tipe I untuk menjamin keselarasan antara DIPA/POK, Kerangka Acuan Kerja (KAK), dan Rencana Anggaran Biaya (RAB).</w:t>
       </w:r>
     </w:p>
-    <w:p>
-      <w:pPr>
-        <w:jc w:val="right"/>
-      </w:pPr>
-      <w:r>
-        <w:rPr>
-          <w:rFonts w:ascii="Arial" w:hAnsi="Arial"/>
-          <w:b/>
-          <w:sz w:val="20"/>
-        </w:rPr>
-        <w:t>Pejabat Pembuat Komitmen</w:t>
-        <w:br/>
-        <w:t>Pelaksanaan Prasarana Strategis</w:t>
-      </w:r>
-    </w:p>
-    <w:p>
-      <w:pPr>
-        <w:jc w:val="right"/>
-      </w:pPr>
-      <w:r>
-        <w:rPr>
-          <w:rFonts w:ascii="Arial" w:hAnsi="Arial"/>
-          <w:b/>
-          <w:sz w:val="20"/>
-        </w:rPr>
-        <w:br/>
-        <w:br/>
-        <w:br/>
-        <w:br/>
-        <w:t>Nurhidayat Nugroho, S.Ars.</w:t>
-        <w:br/>
-        <w:t>NIP. 19901221 201802 1 001</w:t>
-      </w:r>
-    </w:p>
+    <w:tbl>
+      <w:tblPr>
+        <w:tblW w:type="auto" w:w="0"/>
+        <w:jc w:val="center"/>
+        <w:tblLayout w:type="fixed"/>
+        <w:tblLook w:firstColumn="1" w:firstRow="1" w:lastColumn="0" w:lastRow="0" w:noHBand="0" w:noVBand="1" w:val="04A0"/>
+        <w:tblBorders>
+          <w:top w:val="none" w:sz="0" w:space="0" w:color="auto"/>
+          <w:left w:val="none" w:sz="0" w:space="0" w:color="auto"/>
+          <w:bottom w:val="none" w:sz="0" w:space="0" w:color="auto"/>
+          <w:right w:val="none" w:sz="0" w:space="0" w:color="auto"/>
+          <w:insideH w:val="none" w:sz="0" w:space="0" w:color="auto"/>
+          <w:insideV w:val="none" w:sz="0" w:space="0" w:color="auto"/>
+        </w:tblBorders>
+      </w:tblPr>
+      <w:tblGrid>
+        <w:gridCol w:w="4677"/>
+        <w:gridCol w:w="4677"/>
+      </w:tblGrid>
+      <w:tr>
+        <w:trPr>
+          <w:cantSplit/>
+        </w:trPr>
+        <w:tc>
+          <w:tcPr>
+            <w:tcW w:type="dxa" w:w="4819"/>
+          </w:tcPr>
+          <w:p/>
+        </w:tc>
+        <w:tc>
+          <w:tcPr>
+            <w:tcW w:type="dxa" w:w="4535"/>
+          </w:tcPr>
+          <w:p>
+            <w:pPr>
+              <w:spacing w:before="160" w:after="0" w:line="276" w:lineRule="auto"/>
+              <w:jc w:val="left"/>
+            </w:pPr>
+            <w:r>
+              <w:rPr>
+                <w:rFonts w:ascii="Arial" w:hAnsi="Arial"/>
+                <w:sz w:val="21"/>
+              </w:rPr>
+              <w:t>Pekanbaru, 22 September 2025</w:t>
+              <w:br/>
+            </w:r>
+            <w:r>
+              <w:rPr>
+                <w:rFonts w:ascii="Arial" w:hAnsi="Arial"/>
+                <w:b/>
+                <w:sz w:val="21"/>
+              </w:rPr>
+              <w:t>Kuasa Pengguna Anggaran / Kepala Satuan Kerja</w:t>
+              <w:br/>
+              <w:t>Pelaksanaan Prasarana Strategis Riau,</w:t>
+              <w:br/>
+              <w:br/>
+              <w:br/>
+              <w:br/>
+            </w:r>
+            <w:r>
+              <w:rPr>
+                <w:rFonts w:ascii="Arial" w:hAnsi="Arial"/>
+                <w:b/>
+                <w:sz w:val="21"/>
+                <w:u w:val="single"/>
+              </w:rPr>
+              <w:t>Muhammad Yudi Prasetya, S.T.</w:t>
+              <w:br/>
+            </w:r>
+            <w:r>
+              <w:rPr>
+                <w:rFonts w:ascii="Arial" w:hAnsi="Arial"/>
+                <w:sz w:val="21"/>
+              </w:rPr>
+              <w:t>NIP. 19800214 201412 1 002</w:t>
+            </w:r>
+          </w:p>
+        </w:tc>
+      </w:tr>
+    </w:tbl>
     <w:sectPr>
-      <w:pgSz w:w="12240" w:h="15840"/>
-      <w:pgMar w:top="1440" w:right="1800" w:bottom="1440" w:left="1800" w:header="720" w:footer="720" w:gutter="0"/>
+      <w:pgSz w:w="11906" w:h="16838"/>
+      <w:pgMar w:top="1020" w:right="1276" w:bottom="1134" w:left="1276" w:header="720" w:footer="720" w:gutter="0"/>
       <w:cols w:space="720"/>
       <w:docGrid w:linePitch="360"/>
     </w:sectPr>
@@ -843,6 +1337,14 @@
     <w:name w:val="Normal"/>
     <w:qFormat/>
     <w:rsid w:val="00FC693F"/>
+    <w:pPr>
+      <w:spacing w:line="288" w:lineRule="auto" w:after="80"/>
+    </w:pPr>
+    <w:rPr>
+      <w:rFonts w:ascii="Arial" w:hAnsi="Arial"/>
+      <w:color w:val="000000"/>
+      <w:sz w:val="21"/>
+    </w:rPr>
   </w:style>
   <w:style w:type="paragraph" w:styleId="Header">
     <w:name w:val="header"/>
